--- a/docs/lista_louvores/Textos_Louvores/ME GLORIO EM JESUS CRISTO.docx
+++ b/docs/lista_louvores/Textos_Louvores/ME GLORIO EM JESUS CRISTO.docx
@@ -4,301 +4,298 @@
   <w:body>
     <w:p>
       <w:pPr>
-        <w:pStyle w:val="SemEspaamento"/>
-        <w:rPr>
-          <w:rFonts w:ascii="Times New Roman" w:hAnsi="Times New Roman" w:cs="Times New Roman"/>
-        </w:rPr>
+        <w:pStyle w:val="Ttulo1"/>
       </w:pPr>
       <w:r>
-        <w:rPr>
-          <w:rFonts w:ascii="Times New Roman" w:hAnsi="Times New Roman" w:cs="Times New Roman"/>
-        </w:rPr>
         <w:t>ME GLORIO EM JESUS CRISTO</w:t>
-      </w:r>
-    </w:p>
-    <w:p>
-      <w:pPr>
-        <w:rPr>
-          <w:bCs/>
-        </w:rPr>
-      </w:pPr>
-      <w:r>
-        <w:rPr>
-          <w:bCs/>
-        </w:rPr>
-        <w:t>Me glorio em Jesus Cristo</w:t>
-      </w:r>
-      <w:r>
-        <w:rPr>
-          <w:bCs/>
-        </w:rPr>
-        <w:br/>
-        <w:t>Seu puro sangue me comprou</w:t>
-      </w:r>
-    </w:p>
-    <w:p>
-      <w:pPr>
-        <w:rPr>
-          <w:bCs/>
-        </w:rPr>
-      </w:pPr>
-      <w:r>
-        <w:rPr>
-          <w:bCs/>
-        </w:rPr>
-        <w:t>O meu pecado levou-O aos cravos</w:t>
-      </w:r>
-      <w:r>
-        <w:rPr>
-          <w:bCs/>
-        </w:rPr>
-        <w:br/>
-        <w:t>E à agonia em terrível cruz!</w:t>
-      </w:r>
-    </w:p>
-    <w:p>
-      <w:pPr>
-        <w:spacing w:before="120"/>
-        <w:rPr>
-          <w:bCs/>
-        </w:rPr>
-      </w:pPr>
-      <w:r>
-        <w:rPr>
-          <w:bCs/>
-        </w:rPr>
-        <w:t>Me glorio em Jesus Cristo</w:t>
-      </w:r>
-      <w:r>
-        <w:rPr>
-          <w:bCs/>
-        </w:rPr>
-        <w:br/>
-        <w:t>Pecado e morte Ele venceu</w:t>
-      </w:r>
-    </w:p>
-    <w:p>
-      <w:pPr>
-        <w:rPr>
-          <w:bCs/>
-        </w:rPr>
-      </w:pPr>
-      <w:r>
-        <w:rPr>
-          <w:bCs/>
-        </w:rPr>
-        <w:t>Meu Salvador perante o Juiz</w:t>
-      </w:r>
-      <w:r>
-        <w:rPr>
-          <w:bCs/>
-        </w:rPr>
-        <w:br/>
-        <w:t>Minha justiça é Jesus</w:t>
-      </w:r>
-      <w:r>
-        <w:rPr>
-          <w:bCs/>
-        </w:rPr>
-        <w:br/>
-        <w:t>Minha justiça é Jesus</w:t>
-      </w:r>
-    </w:p>
-    <w:p>
-      <w:pPr>
-        <w:spacing w:before="120"/>
-        <w:rPr>
-          <w:bCs/>
-        </w:rPr>
-      </w:pPr>
-      <w:r>
-        <w:rPr>
-          <w:bCs/>
-        </w:rPr>
-        <w:t>Me glorio em Jesus Cristo</w:t>
-      </w:r>
-      <w:r>
-        <w:rPr>
-          <w:bCs/>
-        </w:rPr>
-        <w:br/>
-        <w:t>Dedico a Ele o meu amor</w:t>
-      </w:r>
-    </w:p>
-    <w:p>
-      <w:pPr>
-        <w:rPr>
-          <w:bCs/>
-        </w:rPr>
-      </w:pPr>
-      <w:r>
-        <w:rPr>
-          <w:bCs/>
-        </w:rPr>
-        <w:t>Meu coração por Ele anseia</w:t>
-      </w:r>
-      <w:r>
-        <w:rPr>
-          <w:bCs/>
-        </w:rPr>
-        <w:br/>
-        <w:t>Completo estou só em Jesus!</w:t>
-      </w:r>
-    </w:p>
-    <w:p>
-      <w:pPr>
-        <w:spacing w:before="120"/>
-        <w:rPr>
-          <w:bCs/>
-        </w:rPr>
-      </w:pPr>
-      <w:r>
-        <w:rPr>
-          <w:bCs/>
-        </w:rPr>
-        <w:t>Me glorio em Jesus Cristo</w:t>
-      </w:r>
-      <w:r>
-        <w:rPr>
-          <w:bCs/>
-        </w:rPr>
-        <w:br/>
-        <w:t>O Deus fiel que me guarda</w:t>
-      </w:r>
-    </w:p>
-    <w:p>
-      <w:pPr>
-        <w:rPr>
-          <w:bCs/>
-        </w:rPr>
-      </w:pPr>
-      <w:r>
-        <w:rPr>
-          <w:bCs/>
-        </w:rPr>
-        <w:t>Se o inimigo peleja contra mim</w:t>
-      </w:r>
-      <w:r>
-        <w:rPr>
-          <w:bCs/>
-        </w:rPr>
-        <w:br/>
-        <w:t>A graça do Senhor me sustém</w:t>
-      </w:r>
-      <w:r>
-        <w:rPr>
-          <w:bCs/>
-        </w:rPr>
-        <w:br/>
-        <w:t>A graça do Senhor me sustém</w:t>
-      </w:r>
-    </w:p>
-    <w:p>
-      <w:pPr>
-        <w:spacing w:before="120"/>
-        <w:rPr>
-          <w:bCs/>
-        </w:rPr>
-      </w:pPr>
-      <w:r>
-        <w:rPr>
-          <w:bCs/>
-        </w:rPr>
-        <w:t>Me glorio em Jesus Cristo</w:t>
-      </w:r>
-      <w:r>
-        <w:rPr>
-          <w:bCs/>
-        </w:rPr>
-        <w:br/>
-        <w:t>Que me preserva até o fim</w:t>
-      </w:r>
-    </w:p>
-    <w:p>
-      <w:pPr>
-        <w:rPr>
-          <w:bCs/>
-        </w:rPr>
-      </w:pPr>
-      <w:r>
-        <w:rPr>
-          <w:bCs/>
-        </w:rPr>
-        <w:t>E me coroa com Seu grande amor</w:t>
-      </w:r>
-      <w:r>
-        <w:rPr>
-          <w:bCs/>
-        </w:rPr>
-        <w:br/>
-        <w:t>Sua vitória cantarei!</w:t>
-      </w:r>
-    </w:p>
-    <w:p>
-      <w:pPr>
-        <w:spacing w:before="120"/>
-        <w:rPr>
-          <w:bCs/>
-        </w:rPr>
-      </w:pPr>
-      <w:r>
-        <w:rPr>
-          <w:bCs/>
-        </w:rPr>
-        <w:t>Me glorio em Jesus Cristo</w:t>
-      </w:r>
-      <w:r>
-        <w:rPr>
-          <w:bCs/>
-        </w:rPr>
-        <w:br/>
-        <w:t>Repouso eterno me dará</w:t>
-      </w:r>
-    </w:p>
-    <w:p>
-      <w:pPr>
-        <w:rPr>
-          <w:bCs/>
-        </w:rPr>
-      </w:pPr>
-      <w:r>
-        <w:rPr>
-          <w:bCs/>
-        </w:rPr>
-        <w:t>Quando chamar-me, que maravilha:</w:t>
-      </w:r>
-    </w:p>
-    <w:p>
-      <w:pPr>
-        <w:rPr>
-          <w:bCs/>
-        </w:rPr>
-      </w:pPr>
-      <w:r>
-        <w:rPr>
-          <w:bCs/>
-        </w:rPr>
-        <w:t>Sua face eu irei contemplar...</w:t>
-      </w:r>
-      <w:r>
-        <w:rPr>
-          <w:bCs/>
-        </w:rPr>
-        <w:br/>
-        <w:t>Sua face eu irei contemplar.</w:t>
-      </w:r>
-      <w:r>
-        <w:rPr>
-          <w:bCs/>
-        </w:rPr>
-        <w:br/>
-        <w:t>Eternamente contemplar!</w:t>
       </w:r>
     </w:p>
     <w:p>
       <w:pPr>
         <w:spacing w:after="120"/>
+        <w:rPr>
+          <w:bCs/>
+        </w:rPr>
       </w:pPr>
+      <w:r>
+        <w:rPr>
+          <w:bCs/>
+        </w:rPr>
+        <w:t>Me glorio em Jesus Cristo</w:t>
+      </w:r>
+      <w:r>
+        <w:rPr>
+          <w:bCs/>
+        </w:rPr>
+        <w:br/>
+        <w:t>Seu puro sangue me comprou</w:t>
+      </w:r>
+    </w:p>
+    <w:p>
+      <w:pPr>
+        <w:spacing w:after="120"/>
+        <w:rPr>
+          <w:bCs/>
+        </w:rPr>
+      </w:pPr>
+      <w:r>
+        <w:rPr>
+          <w:bCs/>
+        </w:rPr>
+        <w:t>O meu pecado levou-O aos cravos</w:t>
+      </w:r>
+      <w:r>
+        <w:rPr>
+          <w:bCs/>
+        </w:rPr>
+        <w:br/>
+        <w:t>E à agonia em terrível cruz!</w:t>
+      </w:r>
+    </w:p>
+    <w:p>
+      <w:pPr>
+        <w:spacing w:after="120"/>
+        <w:rPr>
+          <w:bCs/>
+        </w:rPr>
+      </w:pPr>
+      <w:r>
+        <w:rPr>
+          <w:bCs/>
+        </w:rPr>
+        <w:t>Me glorio em Jesus Cristo</w:t>
+      </w:r>
+      <w:r>
+        <w:rPr>
+          <w:bCs/>
+        </w:rPr>
+        <w:br/>
+        <w:t>Pecado e morte Ele venceu</w:t>
+      </w:r>
+    </w:p>
+    <w:p>
+      <w:pPr>
+        <w:spacing w:after="120"/>
+        <w:rPr>
+          <w:bCs/>
+        </w:rPr>
+      </w:pPr>
+      <w:r>
+        <w:rPr>
+          <w:bCs/>
+        </w:rPr>
+        <w:t>Meu Salvador perante o Juiz</w:t>
+      </w:r>
+      <w:r>
+        <w:rPr>
+          <w:bCs/>
+        </w:rPr>
+        <w:br/>
+        <w:t>Minha justiça é Jesus</w:t>
+      </w:r>
+      <w:r>
+        <w:rPr>
+          <w:bCs/>
+        </w:rPr>
+        <w:br/>
+        <w:t>Minha justiça é Jesus</w:t>
+      </w:r>
+    </w:p>
+    <w:p>
+      <w:pPr>
+        <w:spacing w:after="120"/>
+        <w:rPr>
+          <w:bCs/>
+        </w:rPr>
+      </w:pPr>
+      <w:r>
+        <w:rPr>
+          <w:bCs/>
+        </w:rPr>
+        <w:t>Me glorio em Jesus Cristo</w:t>
+      </w:r>
+      <w:r>
+        <w:rPr>
+          <w:bCs/>
+        </w:rPr>
+        <w:br/>
+        <w:t>Dedico a Ele o meu amor</w:t>
+      </w:r>
+    </w:p>
+    <w:p>
+      <w:pPr>
+        <w:spacing w:after="120"/>
+        <w:rPr>
+          <w:bCs/>
+        </w:rPr>
+      </w:pPr>
+      <w:r>
+        <w:rPr>
+          <w:bCs/>
+        </w:rPr>
+        <w:t>Meu coração por Ele anseia</w:t>
+      </w:r>
+      <w:r>
+        <w:rPr>
+          <w:bCs/>
+        </w:rPr>
+        <w:br/>
+        <w:t>Completo estou só em Jesus!</w:t>
+      </w:r>
+    </w:p>
+    <w:p>
+      <w:pPr>
+        <w:spacing w:after="120"/>
+        <w:rPr>
+          <w:bCs/>
+        </w:rPr>
+      </w:pPr>
+      <w:r>
+        <w:rPr>
+          <w:bCs/>
+        </w:rPr>
+        <w:t>Me glorio em Jesus Cristo</w:t>
+      </w:r>
+      <w:r>
+        <w:rPr>
+          <w:bCs/>
+        </w:rPr>
+        <w:br/>
+        <w:t>O Deus fiel que me guarda</w:t>
+      </w:r>
+    </w:p>
+    <w:p>
+      <w:pPr>
+        <w:spacing w:after="120"/>
+        <w:rPr>
+          <w:bCs/>
+        </w:rPr>
+      </w:pPr>
+      <w:r>
+        <w:rPr>
+          <w:bCs/>
+        </w:rPr>
+        <w:t>Se o inimigo peleja contra mim</w:t>
+      </w:r>
+      <w:r>
+        <w:rPr>
+          <w:bCs/>
+        </w:rPr>
+        <w:br/>
+        <w:t>A graça do Senhor me sustém</w:t>
+      </w:r>
+      <w:r>
+        <w:rPr>
+          <w:bCs/>
+        </w:rPr>
+        <w:br/>
+        <w:t>A graça do Senhor me sustém</w:t>
+      </w:r>
+    </w:p>
+    <w:p>
+      <w:pPr>
+        <w:spacing w:after="120"/>
+        <w:rPr>
+          <w:bCs/>
+        </w:rPr>
+      </w:pPr>
+      <w:r>
+        <w:rPr>
+          <w:bCs/>
+        </w:rPr>
+        <w:t>Me glorio em Jesus Cristo</w:t>
+      </w:r>
+      <w:r>
+        <w:rPr>
+          <w:bCs/>
+        </w:rPr>
+        <w:br/>
+        <w:t>Que me preserva até o fim</w:t>
+      </w:r>
+    </w:p>
+    <w:p>
+      <w:pPr>
+        <w:spacing w:after="120"/>
+        <w:rPr>
+          <w:bCs/>
+        </w:rPr>
+      </w:pPr>
+      <w:r>
+        <w:rPr>
+          <w:bCs/>
+        </w:rPr>
+        <w:t>E me coroa com Seu grande amor</w:t>
+      </w:r>
+      <w:r>
+        <w:rPr>
+          <w:bCs/>
+        </w:rPr>
+        <w:br/>
+        <w:t>Sua vitória cantarei!</w:t>
+      </w:r>
+    </w:p>
+    <w:p>
+      <w:pPr>
+        <w:spacing w:after="120"/>
+        <w:rPr>
+          <w:bCs/>
+        </w:rPr>
+      </w:pPr>
+      <w:r>
+        <w:rPr>
+          <w:bCs/>
+        </w:rPr>
+        <w:t>Me glorio em Jesus Cristo</w:t>
+      </w:r>
+      <w:r>
+        <w:rPr>
+          <w:bCs/>
+        </w:rPr>
+        <w:br/>
+        <w:t>Repouso eterno me dará</w:t>
+      </w:r>
+    </w:p>
+    <w:p>
+      <w:pPr>
+        <w:spacing w:after="120"/>
+        <w:rPr>
+          <w:bCs/>
+        </w:rPr>
+      </w:pPr>
+      <w:r>
+        <w:rPr>
+          <w:bCs/>
+        </w:rPr>
+        <w:t>Quando chamar-me, que maravilha:</w:t>
+      </w:r>
+    </w:p>
+    <w:p>
+      <w:pPr>
+        <w:spacing w:after="120"/>
+        <w:rPr>
+          <w:bCs/>
+        </w:rPr>
+      </w:pPr>
+      <w:r>
+        <w:rPr>
+          <w:bCs/>
+        </w:rPr>
+        <w:t>Sua face eu irei contemplar...</w:t>
+      </w:r>
+      <w:r>
+        <w:rPr>
+          <w:bCs/>
+        </w:rPr>
+        <w:br/>
+        <w:t>Sua face eu irei contemplar.</w:t>
+      </w:r>
+      <w:r>
+        <w:rPr>
+          <w:bCs/>
+        </w:rPr>
+        <w:br/>
+        <w:t>Eternamente contemplar!</w:t>
+      </w:r>
     </w:p>
     <w:sectPr>
       <w:pgSz w:w="11906" w:h="16838"/>
